--- a/Model/test/notif_shablon.docx
+++ b/Model/test/notif_shablon.docx
@@ -16,7 +16,7 @@
           <w:sz w:val="20"/>
         </w:rPr>
         <w:drawing>
-          <wp:inline distT="0" distB="0" distL="0" distR="0" wp14:anchorId="23EC4740" wp14:editId="48F103CE">
+          <wp:inline distT="0" distB="0" distL="0" distR="0" wp14:anchorId="23EC4740" wp14:editId="1D648952">
             <wp:extent cx="3019927" cy="608317"/>
             <wp:effectExtent l="0" t="0" r="3175" b="1905"/>
             <wp:docPr id="651163356" name="Рисунок 2"/>
@@ -275,6 +275,25 @@
                 <w:szCs w:val="24"/>
                 <w:u w:val="single"/>
               </w:rPr>
+              <w:t>:</w:t>
+            </w:r>
+            <w:proofErr w:type="spellStart"/>
+            <w:r>
+              <w:rPr>
+                <w:sz w:val="24"/>
+                <w:szCs w:val="24"/>
+                <w:u w:val="single"/>
+                <w:lang w:val="en-US"/>
+              </w:rPr>
+              <w:t>addr</w:t>
+            </w:r>
+            <w:proofErr w:type="spellEnd"/>
+            <w:r>
+              <w:rPr>
+                <w:sz w:val="24"/>
+                <w:szCs w:val="24"/>
+                <w:u w:val="single"/>
+              </w:rPr>
               <w:t>}}</w:t>
             </w:r>
             <w:r>
@@ -502,6 +521,7 @@
         </w:rPr>
         <w:t>} {{</w:t>
       </w:r>
+      <w:proofErr w:type="spellStart"/>
       <w:r>
         <w:rPr>
           <w:b/>
@@ -520,6 +540,27 @@
           <w:szCs w:val="24"/>
           <w:u w:val="single"/>
         </w:rPr>
+        <w:t>:</w:t>
+      </w:r>
+      <w:r>
+        <w:rPr>
+          <w:b/>
+          <w:bCs/>
+          <w:sz w:val="24"/>
+          <w:szCs w:val="24"/>
+          <w:u w:val="single"/>
+        </w:rPr>
+        <w:t>time</w:t>
+      </w:r>
+      <w:proofErr w:type="spellEnd"/>
+      <w:r>
+        <w:rPr>
+          <w:b/>
+          <w:bCs/>
+          <w:sz w:val="24"/>
+          <w:szCs w:val="24"/>
+          <w:u w:val="single"/>
+        </w:rPr>
         <w:t>}}</w:t>
       </w:r>
       <w:r>
@@ -564,6 +605,7 @@
         </w:rPr>
         <w:t>{{</w:t>
       </w:r>
+      <w:proofErr w:type="spellStart"/>
       <w:r>
         <w:rPr>
           <w:sz w:val="28"/>
@@ -571,6 +613,14 @@
         </w:rPr>
         <w:t>Адрес</w:t>
       </w:r>
+      <w:r>
+        <w:rPr>
+          <w:sz w:val="28"/>
+          <w:szCs w:val="28"/>
+        </w:rPr>
+        <w:t>:addr</w:t>
+      </w:r>
+      <w:proofErr w:type="spellEnd"/>
       <w:r>
         <w:rPr>
           <w:sz w:val="28"/>
